--- a/templates/template_invoices_semester.docx
+++ b/templates/template_invoices_semester.docx
@@ -52,21 +52,67 @@
           <w:szCs w:val="24"/>
         </w:rPr>
       </w:pPr>
-      <w:r>
-        <w:rPr>
-          <w:rFonts w:ascii="Times New Roman" w:eastAsia="Times New Roman" w:hAnsi="Times New Roman" w:cs="Times New Roman"/>
-          <w:sz w:val="24"/>
-          <w:szCs w:val="24"/>
-        </w:rPr>
-        <w:t xml:space="preserve">Nomor Kuitansi: </w:t>
-      </w:r>
-      <w:r>
-        <w:rPr>
-          <w:rFonts w:ascii="Times New Roman" w:eastAsia="Times New Roman" w:hAnsi="Times New Roman" w:cs="Times New Roman"/>
-          <w:sz w:val="24"/>
-          <w:szCs w:val="24"/>
-        </w:rPr>
-        <w:t>{kwitansi_number}</w:t>
+      <w:proofErr w:type="spellStart"/>
+      <w:r>
+        <w:rPr>
+          <w:rFonts w:ascii="Times New Roman" w:eastAsia="Times New Roman" w:hAnsi="Times New Roman" w:cs="Times New Roman"/>
+          <w:sz w:val="24"/>
+          <w:szCs w:val="24"/>
+        </w:rPr>
+        <w:t>Nomor</w:t>
+      </w:r>
+      <w:proofErr w:type="spellEnd"/>
+      <w:r>
+        <w:rPr>
+          <w:rFonts w:ascii="Times New Roman" w:eastAsia="Times New Roman" w:hAnsi="Times New Roman" w:cs="Times New Roman"/>
+          <w:sz w:val="24"/>
+          <w:szCs w:val="24"/>
+        </w:rPr>
+        <w:t xml:space="preserve"> </w:t>
+      </w:r>
+      <w:proofErr w:type="spellStart"/>
+      <w:r>
+        <w:rPr>
+          <w:rFonts w:ascii="Times New Roman" w:eastAsia="Times New Roman" w:hAnsi="Times New Roman" w:cs="Times New Roman"/>
+          <w:sz w:val="24"/>
+          <w:szCs w:val="24"/>
+        </w:rPr>
+        <w:t>Kuitansi</w:t>
+      </w:r>
+      <w:proofErr w:type="spellEnd"/>
+      <w:r>
+        <w:rPr>
+          <w:rFonts w:ascii="Times New Roman" w:eastAsia="Times New Roman" w:hAnsi="Times New Roman" w:cs="Times New Roman"/>
+          <w:sz w:val="24"/>
+          <w:szCs w:val="24"/>
+        </w:rPr>
+        <w:t xml:space="preserve">: </w:t>
+      </w:r>
+      <w:r>
+        <w:rPr>
+          <w:rFonts w:ascii="Times New Roman" w:eastAsia="Times New Roman" w:hAnsi="Times New Roman" w:cs="Times New Roman"/>
+          <w:sz w:val="24"/>
+          <w:szCs w:val="24"/>
+        </w:rPr>
+        <w:t>{</w:t>
+      </w:r>
+      <w:proofErr w:type="spellStart"/>
+      <w:r>
+        <w:rPr>
+          <w:rFonts w:ascii="Times New Roman" w:eastAsia="Times New Roman" w:hAnsi="Times New Roman" w:cs="Times New Roman"/>
+          <w:sz w:val="24"/>
+          <w:szCs w:val="24"/>
+        </w:rPr>
+        <w:t>kwitansi_number</w:t>
+      </w:r>
+      <w:proofErr w:type="spellEnd"/>
+      <w:r>
+        <w:rPr>
+          <w:rFonts w:ascii="Times New Roman" w:eastAsia="Times New Roman" w:hAnsi="Times New Roman" w:cs="Times New Roman"/>
+          <w:sz w:val="24"/>
+          <w:szCs w:val="24"/>
+        </w:rPr>
+        <w:t>}</w:t>
       </w:r>
     </w:p>
     <w:p>
@@ -102,8 +148,54 @@
           <w:sz w:val="24"/>
           <w:szCs w:val="24"/>
         </w:rPr>
-        <w:t xml:space="preserve">  Sudah terima dari</w:t>
-      </w:r>
+        <w:t xml:space="preserve">  </w:t>
+      </w:r>
+      <w:proofErr w:type="spellStart"/>
+      <w:r>
+        <w:rPr>
+          <w:rFonts w:ascii="Times New Roman" w:eastAsia="Times New Roman" w:hAnsi="Times New Roman" w:cs="Times New Roman"/>
+          <w:sz w:val="24"/>
+          <w:szCs w:val="24"/>
+        </w:rPr>
+        <w:t>Sudah</w:t>
+      </w:r>
+      <w:proofErr w:type="spellEnd"/>
+      <w:r>
+        <w:rPr>
+          <w:rFonts w:ascii="Times New Roman" w:eastAsia="Times New Roman" w:hAnsi="Times New Roman" w:cs="Times New Roman"/>
+          <w:sz w:val="24"/>
+          <w:szCs w:val="24"/>
+        </w:rPr>
+        <w:t xml:space="preserve"> </w:t>
+      </w:r>
+      <w:proofErr w:type="spellStart"/>
+      <w:r>
+        <w:rPr>
+          <w:rFonts w:ascii="Times New Roman" w:eastAsia="Times New Roman" w:hAnsi="Times New Roman" w:cs="Times New Roman"/>
+          <w:sz w:val="24"/>
+          <w:szCs w:val="24"/>
+        </w:rPr>
+        <w:t>terima</w:t>
+      </w:r>
+      <w:proofErr w:type="spellEnd"/>
+      <w:r>
+        <w:rPr>
+          <w:rFonts w:ascii="Times New Roman" w:eastAsia="Times New Roman" w:hAnsi="Times New Roman" w:cs="Times New Roman"/>
+          <w:sz w:val="24"/>
+          <w:szCs w:val="24"/>
+        </w:rPr>
+        <w:t xml:space="preserve"> </w:t>
+      </w:r>
+      <w:proofErr w:type="spellStart"/>
+      <w:r>
+        <w:rPr>
+          <w:rFonts w:ascii="Times New Roman" w:eastAsia="Times New Roman" w:hAnsi="Times New Roman" w:cs="Times New Roman"/>
+          <w:sz w:val="24"/>
+          <w:szCs w:val="24"/>
+        </w:rPr>
+        <w:t>dari</w:t>
+      </w:r>
+      <w:proofErr w:type="spellEnd"/>
       <w:r>
         <w:rPr>
           <w:rFonts w:ascii="Times New Roman" w:eastAsia="Times New Roman" w:hAnsi="Times New Roman" w:cs="Times New Roman"/>
@@ -148,7 +240,25 @@
           <w:sz w:val="24"/>
           <w:szCs w:val="24"/>
         </w:rPr>
-        <w:t xml:space="preserve">  Jumlah Uang</w:t>
+        <w:t xml:space="preserve">  </w:t>
+      </w:r>
+      <w:proofErr w:type="spellStart"/>
+      <w:r>
+        <w:rPr>
+          <w:rFonts w:ascii="Times New Roman" w:eastAsia="Times New Roman" w:hAnsi="Times New Roman" w:cs="Times New Roman"/>
+          <w:sz w:val="24"/>
+          <w:szCs w:val="24"/>
+        </w:rPr>
+        <w:t>Jumlah</w:t>
+      </w:r>
+      <w:proofErr w:type="spellEnd"/>
+      <w:r>
+        <w:rPr>
+          <w:rFonts w:ascii="Times New Roman" w:eastAsia="Times New Roman" w:hAnsi="Times New Roman" w:cs="Times New Roman"/>
+          <w:sz w:val="24"/>
+          <w:szCs w:val="24"/>
+        </w:rPr>
+        <w:t xml:space="preserve"> Uang</w:t>
       </w:r>
       <w:r>
         <w:rPr>
@@ -165,7 +275,25 @@
           <w:sz w:val="24"/>
           <w:szCs w:val="24"/>
         </w:rPr>
-        <w:t>{price_total}</w:t>
+        <w:t>{</w:t>
+      </w:r>
+      <w:proofErr w:type="spellStart"/>
+      <w:r>
+        <w:rPr>
+          <w:rFonts w:ascii="Times New Roman" w:eastAsia="Times New Roman" w:hAnsi="Times New Roman" w:cs="Times New Roman"/>
+          <w:sz w:val="24"/>
+          <w:szCs w:val="24"/>
+        </w:rPr>
+        <w:t>price_total</w:t>
+      </w:r>
+      <w:proofErr w:type="spellEnd"/>
+      <w:r>
+        <w:rPr>
+          <w:rFonts w:ascii="Times New Roman" w:eastAsia="Times New Roman" w:hAnsi="Times New Roman" w:cs="Times New Roman"/>
+          <w:sz w:val="24"/>
+          <w:szCs w:val="24"/>
+        </w:rPr>
+        <w:t>}</w:t>
       </w:r>
       <w:r>
         <w:rPr>
@@ -196,8 +324,18 @@
           <w:sz w:val="24"/>
           <w:szCs w:val="24"/>
         </w:rPr>
-        <w:t xml:space="preserve">  Terbilang</w:t>
-      </w:r>
+        <w:t xml:space="preserve">  </w:t>
+      </w:r>
+      <w:proofErr w:type="spellStart"/>
+      <w:r>
+        <w:rPr>
+          <w:rFonts w:ascii="Times New Roman" w:eastAsia="Times New Roman" w:hAnsi="Times New Roman" w:cs="Times New Roman"/>
+          <w:sz w:val="24"/>
+          <w:szCs w:val="24"/>
+        </w:rPr>
+        <w:t>Terbilang</w:t>
+      </w:r>
+      <w:proofErr w:type="spellEnd"/>
       <w:r>
         <w:rPr>
           <w:rFonts w:ascii="Times New Roman" w:eastAsia="Times New Roman" w:hAnsi="Times New Roman" w:cs="Times New Roman"/>
@@ -213,7 +351,25 @@
           <w:sz w:val="24"/>
           <w:szCs w:val="24"/>
         </w:rPr>
-        <w:t>{terbilang}</w:t>
+        <w:t>{</w:t>
+      </w:r>
+      <w:proofErr w:type="spellStart"/>
+      <w:r>
+        <w:rPr>
+          <w:rFonts w:ascii="Times New Roman" w:eastAsia="Times New Roman" w:hAnsi="Times New Roman" w:cs="Times New Roman"/>
+          <w:sz w:val="24"/>
+          <w:szCs w:val="24"/>
+        </w:rPr>
+        <w:t>terbilang</w:t>
+      </w:r>
+      <w:proofErr w:type="spellEnd"/>
+      <w:r>
+        <w:rPr>
+          <w:rFonts w:ascii="Times New Roman" w:eastAsia="Times New Roman" w:hAnsi="Times New Roman" w:cs="Times New Roman"/>
+          <w:sz w:val="24"/>
+          <w:szCs w:val="24"/>
+        </w:rPr>
+        <w:t>}</w:t>
       </w:r>
     </w:p>
     <w:p>
@@ -236,8 +392,36 @@
           <w:sz w:val="24"/>
           <w:szCs w:val="24"/>
         </w:rPr>
-        <w:t xml:space="preserve"> Untuk Pembayaran</w:t>
-      </w:r>
+        <w:t xml:space="preserve"> </w:t>
+      </w:r>
+      <w:proofErr w:type="spellStart"/>
+      <w:r>
+        <w:rPr>
+          <w:rFonts w:ascii="Times New Roman" w:eastAsia="Times New Roman" w:hAnsi="Times New Roman" w:cs="Times New Roman"/>
+          <w:sz w:val="24"/>
+          <w:szCs w:val="24"/>
+        </w:rPr>
+        <w:t>Untuk</w:t>
+      </w:r>
+      <w:proofErr w:type="spellEnd"/>
+      <w:r>
+        <w:rPr>
+          <w:rFonts w:ascii="Times New Roman" w:eastAsia="Times New Roman" w:hAnsi="Times New Roman" w:cs="Times New Roman"/>
+          <w:sz w:val="24"/>
+          <w:szCs w:val="24"/>
+        </w:rPr>
+        <w:t xml:space="preserve"> </w:t>
+      </w:r>
+      <w:proofErr w:type="spellStart"/>
+      <w:r>
+        <w:rPr>
+          <w:rFonts w:ascii="Times New Roman" w:eastAsia="Times New Roman" w:hAnsi="Times New Roman" w:cs="Times New Roman"/>
+          <w:sz w:val="24"/>
+          <w:szCs w:val="24"/>
+        </w:rPr>
+        <w:t>Pembayaran</w:t>
+      </w:r>
+      <w:proofErr w:type="spellEnd"/>
       <w:r>
         <w:rPr>
           <w:rFonts w:ascii="Times New Roman" w:eastAsia="Times New Roman" w:hAnsi="Times New Roman" w:cs="Times New Roman"/>
@@ -374,7 +558,7 @@
       <w:pPr>
         <w:tabs>
           <w:tab w:val="left" w:pos="2552"/>
-          <w:tab w:val="left" w:pos="5812"/>
+          <w:tab w:val="left" w:pos="5387"/>
         </w:tabs>
         <w:spacing w:after="0"/>
         <w:rPr>
@@ -383,20 +567,6 @@
           <w:szCs w:val="24"/>
         </w:rPr>
       </w:pPr>
-    </w:p>
-    <w:p>
-      <w:pPr>
-        <w:tabs>
-          <w:tab w:val="left" w:pos="2552"/>
-          <w:tab w:val="left" w:pos="5812"/>
-        </w:tabs>
-        <w:spacing w:after="0"/>
-        <w:rPr>
-          <w:rFonts w:ascii="Times New Roman" w:eastAsia="Times New Roman" w:hAnsi="Times New Roman" w:cs="Times New Roman"/>
-          <w:sz w:val="24"/>
-          <w:szCs w:val="24"/>
-        </w:rPr>
-      </w:pPr>
       <w:r>
         <w:rPr>
           <w:rFonts w:ascii="Times New Roman" w:eastAsia="Times New Roman" w:hAnsi="Times New Roman" w:cs="Times New Roman"/>
@@ -413,33 +583,62 @@
         </w:rPr>
         <w:tab/>
       </w:r>
-    </w:p>
-    <w:p>
-      <w:pPr>
-        <w:tabs>
-          <w:tab w:val="left" w:pos="2552"/>
-          <w:tab w:val="left" w:pos="5812"/>
-        </w:tabs>
-        <w:spacing w:after="0"/>
-        <w:rPr>
-          <w:rFonts w:ascii="Times New Roman" w:eastAsia="Times New Roman" w:hAnsi="Times New Roman" w:cs="Times New Roman"/>
-          <w:sz w:val="24"/>
-          <w:szCs w:val="24"/>
-        </w:rPr>
-      </w:pPr>
-    </w:p>
-    <w:p>
-      <w:pPr>
-        <w:tabs>
-          <w:tab w:val="left" w:pos="2552"/>
-          <w:tab w:val="left" w:pos="5812"/>
-        </w:tabs>
-        <w:rPr>
-          <w:rFonts w:ascii="Times New Roman" w:eastAsia="Times New Roman" w:hAnsi="Times New Roman" w:cs="Times New Roman"/>
-          <w:sz w:val="24"/>
-          <w:szCs w:val="24"/>
-        </w:rPr>
-      </w:pPr>
+      <w:r>
+        <w:rPr>
+          <w:rFonts w:ascii="Times New Roman" w:eastAsia="Times New Roman" w:hAnsi="Times New Roman" w:cs="Times New Roman"/>
+          <w:noProof/>
+          <w:sz w:val="24"/>
+          <w:szCs w:val="24"/>
+        </w:rPr>
+        <w:drawing>
+          <wp:inline distT="0" distB="0" distL="0" distR="0" wp14:anchorId="4B83DA03" wp14:editId="545AA23A">
+            <wp:extent cx="1219200" cy="819150"/>
+            <wp:effectExtent l="0" t="0" r="0" b="0"/>
+            <wp:docPr id="1" name="Picture 1"/>
+            <wp:cNvGraphicFramePr>
+              <a:graphicFrameLocks xmlns:a="http://schemas.openxmlformats.org/drawingml/2006/main" noChangeAspect="1"/>
+            </wp:cNvGraphicFramePr>
+            <a:graphic xmlns:a="http://schemas.openxmlformats.org/drawingml/2006/main">
+              <a:graphicData uri="http://schemas.openxmlformats.org/drawingml/2006/picture">
+                <pic:pic xmlns:pic="http://schemas.openxmlformats.org/drawingml/2006/picture">
+                  <pic:nvPicPr>
+                    <pic:cNvPr id="1" name="Picture 1"/>
+                    <pic:cNvPicPr/>
+                  </pic:nvPicPr>
+                  <pic:blipFill rotWithShape="1">
+                    <a:blip r:embed="rId7">
+                      <a:extLst>
+                        <a:ext uri="{28A0092B-C50C-407E-A947-70E740481C1C}">
+                          <a14:useLocalDpi xmlns:a14="http://schemas.microsoft.com/office/drawing/2010/main" val="0"/>
+                        </a:ext>
+                      </a:extLst>
+                    </a:blip>
+                    <a:srcRect l="17416" t="9091" r="10674" b="19835"/>
+                    <a:stretch/>
+                  </pic:blipFill>
+                  <pic:spPr bwMode="auto">
+                    <a:xfrm>
+                      <a:off x="0" y="0"/>
+                      <a:ext cx="1219200" cy="819150"/>
+                    </a:xfrm>
+                    <a:prstGeom prst="rect">
+                      <a:avLst/>
+                    </a:prstGeom>
+                    <a:ln>
+                      <a:noFill/>
+                    </a:ln>
+                    <a:extLst>
+                      <a:ext uri="{53640926-AAD7-44D8-BBD7-CCE9431645EC}">
+                        <a14:shadowObscured xmlns:a14="http://schemas.microsoft.com/office/drawing/2010/main"/>
+                      </a:ext>
+                    </a:extLst>
+                  </pic:spPr>
+                </pic:pic>
+              </a:graphicData>
+            </a:graphic>
+          </wp:inline>
+        </w:drawing>
+      </w:r>
     </w:p>
     <w:p>
       <w:pPr>
@@ -470,8 +669,35 @@
           <w:szCs w:val="24"/>
         </w:rPr>
         <w:tab/>
-        <w:t>Wahyuni Puspitasari</w:t>
-      </w:r>
+      </w:r>
+      <w:proofErr w:type="spellStart"/>
+      <w:r>
+        <w:rPr>
+          <w:rFonts w:ascii="Times New Roman" w:eastAsia="Times New Roman" w:hAnsi="Times New Roman" w:cs="Times New Roman"/>
+          <w:sz w:val="24"/>
+          <w:szCs w:val="24"/>
+        </w:rPr>
+        <w:t>Wahyuni</w:t>
+      </w:r>
+      <w:proofErr w:type="spellEnd"/>
+      <w:r>
+        <w:rPr>
+          <w:rFonts w:ascii="Times New Roman" w:eastAsia="Times New Roman" w:hAnsi="Times New Roman" w:cs="Times New Roman"/>
+          <w:sz w:val="24"/>
+          <w:szCs w:val="24"/>
+        </w:rPr>
+        <w:t xml:space="preserve"> </w:t>
+      </w:r>
+      <w:proofErr w:type="spellStart"/>
+      <w:r>
+        <w:rPr>
+          <w:rFonts w:ascii="Times New Roman" w:eastAsia="Times New Roman" w:hAnsi="Times New Roman" w:cs="Times New Roman"/>
+          <w:sz w:val="24"/>
+          <w:szCs w:val="24"/>
+        </w:rPr>
+        <w:t>Puspitasari</w:t>
+      </w:r>
+      <w:proofErr w:type="spellEnd"/>
       <w:r>
         <w:rPr>
           <w:rFonts w:ascii="Times New Roman" w:eastAsia="Times New Roman" w:hAnsi="Times New Roman" w:cs="Times New Roman"/>
@@ -488,7 +714,29 @@
           <w:sz w:val="24"/>
           <w:szCs w:val="24"/>
         </w:rPr>
-        <w:t>{e_materai}</w:t>
+        <w:t>{</w:t>
+      </w:r>
+      <w:proofErr w:type="spellStart"/>
+      <w:r>
+        <w:rPr>
+          <w:rFonts w:ascii="Times New Roman" w:eastAsia="Times New Roman" w:hAnsi="Times New Roman" w:cs="Times New Roman"/>
+          <w:i/>
+          <w:iCs/>
+          <w:sz w:val="24"/>
+          <w:szCs w:val="24"/>
+        </w:rPr>
+        <w:t>e_materai</w:t>
+      </w:r>
+      <w:proofErr w:type="spellEnd"/>
+      <w:r>
+        <w:rPr>
+          <w:rFonts w:ascii="Times New Roman" w:eastAsia="Times New Roman" w:hAnsi="Times New Roman" w:cs="Times New Roman"/>
+          <w:i/>
+          <w:iCs/>
+          <w:sz w:val="24"/>
+          <w:szCs w:val="24"/>
+        </w:rPr>
+        <w:t>}</w:t>
       </w:r>
     </w:p>
     <w:p>
@@ -675,6 +923,7 @@
           <w:lang w:val="en-US"/>
         </w:rPr>
       </w:pPr>
+      <w:proofErr w:type="spellStart"/>
       <w:r>
         <w:rPr>
           <w:rFonts w:ascii="Times New Roman" w:hAnsi="Times New Roman" w:cs="Times New Roman"/>
@@ -683,6 +932,7 @@
         </w:rPr>
         <w:t>Tanggal</w:t>
       </w:r>
+      <w:proofErr w:type="spellEnd"/>
       <w:r>
         <w:rPr>
           <w:rFonts w:ascii="Times New Roman" w:hAnsi="Times New Roman" w:cs="Times New Roman"/>
@@ -699,7 +949,27 @@
           <w:sz w:val="28"/>
           <w:lang w:val="en-US"/>
         </w:rPr>
-        <w:t>{invoice_date}</w:t>
+        <w:t>{</w:t>
+      </w:r>
+      <w:proofErr w:type="spellStart"/>
+      <w:r>
+        <w:rPr>
+          <w:rFonts w:ascii="Times New Roman" w:hAnsi="Times New Roman" w:cs="Times New Roman"/>
+          <w:b/>
+          <w:sz w:val="28"/>
+          <w:lang w:val="en-US"/>
+        </w:rPr>
+        <w:t>invoice_date</w:t>
+      </w:r>
+      <w:proofErr w:type="spellEnd"/>
+      <w:r>
+        <w:rPr>
+          <w:rFonts w:ascii="Times New Roman" w:hAnsi="Times New Roman" w:cs="Times New Roman"/>
+          <w:b/>
+          <w:sz w:val="28"/>
+          <w:lang w:val="en-US"/>
+        </w:rPr>
+        <w:t>}</w:t>
       </w:r>
     </w:p>
     <w:p>
@@ -725,7 +995,29 @@
           <w:sz w:val="28"/>
           <w:szCs w:val="28"/>
         </w:rPr>
-        <w:t>No. PO : 4100014252</w:t>
+        <w:t xml:space="preserve">No. </w:t>
+      </w:r>
+      <w:proofErr w:type="gramStart"/>
+      <w:r>
+        <w:rPr>
+          <w:rFonts w:ascii="Times New Roman" w:eastAsia="Times New Roman" w:hAnsi="Times New Roman" w:cs="Times New Roman"/>
+          <w:b/>
+          <w:bCs/>
+          <w:sz w:val="28"/>
+          <w:szCs w:val="28"/>
+        </w:rPr>
+        <w:t>PO :</w:t>
+      </w:r>
+      <w:proofErr w:type="gramEnd"/>
+      <w:r>
+        <w:rPr>
+          <w:rFonts w:ascii="Times New Roman" w:eastAsia="Times New Roman" w:hAnsi="Times New Roman" w:cs="Times New Roman"/>
+          <w:b/>
+          <w:bCs/>
+          <w:sz w:val="28"/>
+          <w:szCs w:val="28"/>
+        </w:rPr>
+        <w:t xml:space="preserve"> 4100014252</w:t>
       </w:r>
     </w:p>
     <w:p>
@@ -1015,7 +1307,25 @@
                 <w:sz w:val="24"/>
                 <w:lang w:val="en-US"/>
               </w:rPr>
-              <w:t>{price_unit}</w:t>
+              <w:t>{</w:t>
+            </w:r>
+            <w:proofErr w:type="spellStart"/>
+            <w:r>
+              <w:rPr>
+                <w:spacing w:val="-2"/>
+                <w:sz w:val="24"/>
+                <w:lang w:val="en-US"/>
+              </w:rPr>
+              <w:t>price_unit</w:t>
+            </w:r>
+            <w:proofErr w:type="spellEnd"/>
+            <w:r>
+              <w:rPr>
+                <w:spacing w:val="-2"/>
+                <w:sz w:val="24"/>
+                <w:lang w:val="en-US"/>
+              </w:rPr>
+              <w:t>}</w:t>
             </w:r>
           </w:p>
         </w:tc>
@@ -1092,7 +1402,25 @@
                 <w:sz w:val="24"/>
                 <w:lang w:val="en-US"/>
               </w:rPr>
-              <w:t>{price_subtotal}</w:t>
+              <w:t>{</w:t>
+            </w:r>
+            <w:proofErr w:type="spellStart"/>
+            <w:r>
+              <w:rPr>
+                <w:spacing w:val="-2"/>
+                <w:sz w:val="24"/>
+                <w:lang w:val="en-US"/>
+              </w:rPr>
+              <w:t>price_subtotal</w:t>
+            </w:r>
+            <w:proofErr w:type="spellEnd"/>
+            <w:r>
+              <w:rPr>
+                <w:spacing w:val="-2"/>
+                <w:sz w:val="24"/>
+                <w:lang w:val="en-US"/>
+              </w:rPr>
+              <w:t>}</w:t>
             </w:r>
           </w:p>
         </w:tc>
@@ -1231,7 +1559,25 @@
                 <w:sz w:val="24"/>
                 <w:lang w:val="en-US"/>
               </w:rPr>
-              <w:t>{amount_untaxed}</w:t>
+              <w:t>{</w:t>
+            </w:r>
+            <w:proofErr w:type="spellStart"/>
+            <w:r>
+              <w:rPr>
+                <w:spacing w:val="-2"/>
+                <w:sz w:val="24"/>
+                <w:lang w:val="en-US"/>
+              </w:rPr>
+              <w:t>amount_untaxed</w:t>
+            </w:r>
+            <w:proofErr w:type="spellEnd"/>
+            <w:r>
+              <w:rPr>
+                <w:spacing w:val="-2"/>
+                <w:sz w:val="24"/>
+                <w:lang w:val="en-US"/>
+              </w:rPr>
+              <w:t>}</w:t>
             </w:r>
           </w:p>
         </w:tc>
@@ -1616,7 +1962,27 @@
                 <w:sz w:val="24"/>
                 <w:lang w:val="en-US"/>
               </w:rPr>
-              <w:t>{price_total}</w:t>
+              <w:t>{</w:t>
+            </w:r>
+            <w:proofErr w:type="spellStart"/>
+            <w:r>
+              <w:rPr>
+                <w:b/>
+                <w:spacing w:val="-2"/>
+                <w:sz w:val="24"/>
+                <w:lang w:val="en-US"/>
+              </w:rPr>
+              <w:t>price_total</w:t>
+            </w:r>
+            <w:proofErr w:type="spellEnd"/>
+            <w:r>
+              <w:rPr>
+                <w:b/>
+                <w:spacing w:val="-2"/>
+                <w:sz w:val="24"/>
+                <w:lang w:val="en-US"/>
+              </w:rPr>
+              <w:t>}</w:t>
             </w:r>
           </w:p>
         </w:tc>
@@ -1720,7 +2086,21 @@
         <w:rPr>
           <w:lang w:val="en-US"/>
         </w:rPr>
-        <w:t>{no_rek}</w:t>
+        <w:t>{</w:t>
+      </w:r>
+      <w:proofErr w:type="spellStart"/>
+      <w:r>
+        <w:rPr>
+          <w:lang w:val="en-US"/>
+        </w:rPr>
+        <w:t>no_rek</w:t>
+      </w:r>
+      <w:proofErr w:type="spellEnd"/>
+      <w:r>
+        <w:rPr>
+          <w:lang w:val="en-US"/>
+        </w:rPr>
+        <w:t>}</w:t>
       </w:r>
     </w:p>
     <w:p>
@@ -1797,8 +2177,8 @@
       </w:pPr>
     </w:p>
     <w:sectPr>
-      <w:headerReference w:type="default" r:id="rId7"/>
-      <w:footerReference w:type="default" r:id="rId8"/>
+      <w:headerReference w:type="default" r:id="rId8"/>
+      <w:footerReference w:type="default" r:id="rId9"/>
       <w:pgSz w:w="11906" w:h="16838"/>
       <w:pgMar w:top="1814" w:right="1440" w:bottom="1440" w:left="1620" w:header="708" w:footer="1591" w:gutter="0"/>
       <w:pgNumType w:start="1"/>
@@ -1883,7 +2263,7 @@
         <v:shape id="_x0000_i1026" type="#_x0000_t75" style="width:453.75pt;height:7.5pt">
           <v:imagedata r:id="rId1" o:title=""/>
         </v:shape>
-        <o:OLEObject Type="Embed" ProgID="CorelDraw.Graphic.16" ShapeID="_x0000_i1026" DrawAspect="Content" ObjectID="_1839416650" r:id="rId2"/>
+        <o:OLEObject Type="Embed" ProgID="CorelDraw.Graphic.16" ShapeID="_x0000_i1026" DrawAspect="Content" ObjectID="_1839480459" r:id="rId2"/>
       </w:object>
     </w:r>
     <w:r>
@@ -1918,8 +2298,36 @@
         <w:sz w:val="20"/>
         <w:szCs w:val="20"/>
       </w:rPr>
-      <w:t>Jl. Jakarta No.24, Kebonwaru, Batununggal</w:t>
+      <w:t xml:space="preserve">Jl. Jakarta No.24, </w:t>
     </w:r>
+    <w:proofErr w:type="spellStart"/>
+    <w:r>
+      <w:rPr>
+        <w:rFonts w:ascii="Times New Roman" w:eastAsia="Times New Roman" w:hAnsi="Times New Roman" w:cs="Times New Roman"/>
+        <w:sz w:val="20"/>
+        <w:szCs w:val="20"/>
+      </w:rPr>
+      <w:t>Kebonwaru</w:t>
+    </w:r>
+    <w:proofErr w:type="spellEnd"/>
+    <w:r>
+      <w:rPr>
+        <w:rFonts w:ascii="Times New Roman" w:eastAsia="Times New Roman" w:hAnsi="Times New Roman" w:cs="Times New Roman"/>
+        <w:sz w:val="20"/>
+        <w:szCs w:val="20"/>
+      </w:rPr>
+      <w:t xml:space="preserve">, </w:t>
+    </w:r>
+    <w:proofErr w:type="spellStart"/>
+    <w:r>
+      <w:rPr>
+        <w:rFonts w:ascii="Times New Roman" w:eastAsia="Times New Roman" w:hAnsi="Times New Roman" w:cs="Times New Roman"/>
+        <w:sz w:val="20"/>
+        <w:szCs w:val="20"/>
+      </w:rPr>
+      <w:t>Batununggal</w:t>
+    </w:r>
+    <w:proofErr w:type="spellEnd"/>
   </w:p>
   <w:p>
     <w:pPr>
@@ -2134,7 +2542,7 @@
           <v:imagedata r:id="rId1" o:title=""/>
           <w10:wrap anchorx="margin"/>
         </v:shape>
-        <o:OLEObject Type="Embed" ProgID="CorelDraw.Graphic.16" ShapeID="_x0000_s2051" DrawAspect="Content" ObjectID="_1839416651" r:id="rId2"/>
+        <o:OLEObject Type="Embed" ProgID="CorelDraw.Graphic.16" ShapeID="_x0000_s2051" DrawAspect="Content" ObjectID="_1839480460" r:id="rId2"/>
       </w:object>
     </w:r>
   </w:p>
